--- a/assets/templates/ATTRI1.docx
+++ b/assets/templates/ATTRI1.docx
@@ -226,6 +226,21 @@
           <w:b/>
           <w:bCs/>
         </w:rPr>
+        <w:t xml:space="preserve">Date de début d’exécution : </w:t>
+      </w:r>
+      <w:r>
+        <w:t xml:space="preserve">{date_debut_execution}</w:t>
+      </w:r>
+    </w:p>
+    <w:p>
+      <w:pPr>
+        <w:spacing w:after="80"/>
+      </w:pPr>
+      <w:r>
+        <w:rPr>
+          <w:b/>
+          <w:bCs/>
+        </w:rPr>
         <w:t xml:space="preserve">Délai proposé : </w:t>
       </w:r>
       <w:r>
@@ -248,7 +263,71 @@
         <w:pStyle w:val="Heading2"/>
       </w:pPr>
       <w:r>
-        <w:t xml:space="preserve">4. Engagement</w:t>
+        <w:t xml:space="preserve">4. Coordonnées bancaires</w:t>
+      </w:r>
+    </w:p>
+    <w:p>
+      <w:pPr>
+        <w:spacing w:after="80"/>
+      </w:pPr>
+      <w:r>
+        <w:rPr>
+          <w:b/>
+          <w:bCs/>
+        </w:rPr>
+        <w:t xml:space="preserve">Banque : </w:t>
+      </w:r>
+      <w:r>
+        <w:t xml:space="preserve">{banque_nom}</w:t>
+      </w:r>
+    </w:p>
+    <w:p>
+      <w:pPr>
+        <w:spacing w:after="80"/>
+      </w:pPr>
+      <w:r>
+        <w:rPr>
+          <w:b/>
+          <w:bCs/>
+        </w:rPr>
+        <w:t xml:space="preserve">IBAN : </w:t>
+      </w:r>
+      <w:r>
+        <w:t xml:space="preserve">{iban}</w:t>
+      </w:r>
+    </w:p>
+    <w:p>
+      <w:pPr>
+        <w:spacing w:after="80"/>
+      </w:pPr>
+      <w:r>
+        <w:rPr>
+          <w:b/>
+          <w:bCs/>
+        </w:rPr>
+        <w:t xml:space="preserve">BIC : </w:t>
+      </w:r>
+      <w:r>
+        <w:t xml:space="preserve">{bic}</w:t>
+      </w:r>
+    </w:p>
+    <w:p>
+      <w:pPr>
+        <w:pBdr>
+          <w:bottom w:val="single" w:color="2E75B6" w:sz="6" w:space="1"/>
+        </w:pBdr>
+        <w:spacing w:after="200"/>
+      </w:pPr>
+      <w:r>
+        <w:t xml:space="preserve"/>
+      </w:r>
+    </w:p>
+    <w:p>
+      <w:pPr>
+        <w:pStyle w:val="Heading2"/>
+      </w:pPr>
+      <w:r>
+        <w:t xml:space="preserve">5. Engagement</w:t>
       </w:r>
     </w:p>
     <w:p>
